--- a/docx/球化监测系统用户培训手册（详细版）.docx
+++ b/docx/球化监测系统用户培训手册（详细版）.docx
@@ -555,7 +555,7 @@
           <w:b w:val="0"/>
           <w:sz w:val="21"/>
         </w:rPr>
-        <w:t>球化监测系统是浇注工位的“数据管家”。上游的 AI 检测设备负责对每一包铁水的球化过程进行自动检测并产生结果，本系统负责把这些检测结果集中管理起来，具体包括：</w:t>
+        <w:t>球化监测系统是浇注工位的“数据管家”。上游的 AI 检测设备（检测模块）负责对每一包铁水的球化过程进行自动检测并产生结果，并自动推送到本系统；本系统负责把这些检测结果集中管理起来，操作人员通常无需手工录入数据。系统具体包括：</w:t>
       </w:r>
     </w:p>
     <w:p>
@@ -737,8 +737,54 @@
           <w:b w:val="0"/>
           <w:sz w:val="21"/>
         </w:rPr>
-        <w:t>机器负责“检”，系统负责“记、查、核、管”。操作工和工艺人员每天都在这个界面上工作。</w:t>
+        <w:t>机器负责“检”（检测结果自动推送进系统），系统负责“记、查、核、管”。操作工和工艺人员每天都在这个界面上工作。</w:t>
       </w:r>
+    </w:p>
+    <w:tbl>
+      <w:tblPr>
+        <w:tblStyle w:val="TableGrid"/>
+        <w:tblW w:type="auto" w:w="0"/>
+        <w:tblLook w:firstColumn="1" w:firstRow="1" w:lastColumn="0" w:lastRow="0" w:noHBand="0" w:noVBand="1" w:val="04A0"/>
+      </w:tblPr>
+      <w:tblGrid>
+        <w:gridCol w:w="9412"/>
+      </w:tblGrid>
+      <w:tr>
+        <w:tc>
+          <w:tcPr>
+            <w:tcW w:type="dxa" w:w="8731"/>
+            <w:shd w:val="clear" w:color="auto" w:fill="FDECEC"/>
+          </w:tcPr>
+          <w:p>
+            <w:pPr>
+              <w:spacing w:before="80" w:after="40"/>
+            </w:pPr>
+            <w:r/>
+            <w:r>
+              <w:rPr>
+                <w:rFonts w:ascii="微软雅黑" w:hAnsi="微软雅黑" w:eastAsia="微软雅黑"/>
+                <w:b/>
+                <w:color w:val="C62828"/>
+                <w:sz w:val="20"/>
+              </w:rPr>
+              <w:t>重要：非必要不要新增：</w:t>
+            </w:r>
+            <w:r>
+              <w:rPr>
+                <w:rFonts w:ascii="微软雅黑" w:hAnsi="微软雅黑" w:eastAsia="微软雅黑"/>
+                <w:b w:val="0"/>
+                <w:sz w:val="20"/>
+              </w:rPr>
+              <w:t>检测记录正常由上游检测模块自动推送生成，不需要人工录入。系统提供的“新增记录”功能只用于特殊情况下的补录，请勿随意手工新增数据。</w:t>
+            </w:r>
+          </w:p>
+        </w:tc>
+      </w:tr>
+    </w:tbl>
+    <w:p>
+      <w:pPr>
+        <w:spacing w:before="0" w:after="40" w:line="324" w:lineRule="auto"/>
+      </w:pPr>
     </w:p>
     <w:p>
       <w:pPr>
@@ -775,7 +821,7 @@
           <w:b w:val="0"/>
           <w:sz w:val="21"/>
         </w:rPr>
-        <w:t>浇注工位操作工：查看实时画面和最新检测数据、新增数据行；</w:t>
+        <w:t>浇注工位操作工：查看实时画面和最新检测数据（数据由检测模块自动推送，仅在确需补录时手工新增）；</w:t>
       </w:r>
     </w:p>
     <w:p>
@@ -1876,7 +1922,7 @@
           <w:color w:val="0050B3"/>
           <w:sz w:val="26"/>
         </w:rPr>
-        <w:t>3.2　“新增一行数据”按钮</w:t>
+        <w:t>3.2　“新增一行数据”按钮（非必要不要用）</w:t>
       </w:r>
     </w:p>
     <w:p>
@@ -1889,8 +1935,54 @@
           <w:b w:val="0"/>
           <w:sz w:val="21"/>
         </w:rPr>
-        <w:t>视频窗口下方的“＋ 新增一行数据”按钮，会跳转到“球化记录”页面并自动打开新增表单（详见第 5.3 节），用于补录一条检测数据。</w:t>
+        <w:t>视频窗口下方的“＋ 新增一行数据”按钮，会跳转到“球化记录”页面并自动打开新增表单（详见第 5.3 节），用于手工补录一条检测数据。</w:t>
       </w:r>
+    </w:p>
+    <w:tbl>
+      <w:tblPr>
+        <w:tblStyle w:val="TableGrid"/>
+        <w:tblW w:type="auto" w:w="0"/>
+        <w:tblLook w:firstColumn="1" w:firstRow="1" w:lastColumn="0" w:lastRow="0" w:noHBand="0" w:noVBand="1" w:val="04A0"/>
+      </w:tblPr>
+      <w:tblGrid>
+        <w:gridCol w:w="9412"/>
+      </w:tblGrid>
+      <w:tr>
+        <w:tc>
+          <w:tcPr>
+            <w:tcW w:type="dxa" w:w="8731"/>
+            <w:shd w:val="clear" w:color="auto" w:fill="FDECEC"/>
+          </w:tcPr>
+          <w:p>
+            <w:pPr>
+              <w:spacing w:before="80" w:after="40"/>
+            </w:pPr>
+            <w:r/>
+            <w:r>
+              <w:rPr>
+                <w:rFonts w:ascii="微软雅黑" w:hAnsi="微软雅黑" w:eastAsia="微软雅黑"/>
+                <w:b/>
+                <w:color w:val="C62828"/>
+                <w:sz w:val="20"/>
+              </w:rPr>
+              <w:t>重要：非必要不要新增：</w:t>
+            </w:r>
+            <w:r>
+              <w:rPr>
+                <w:rFonts w:ascii="微软雅黑" w:hAnsi="微软雅黑" w:eastAsia="微软雅黑"/>
+                <w:b w:val="0"/>
+                <w:sz w:val="20"/>
+              </w:rPr>
+              <w:t>检测记录正常由上游检测模块自动推送并写入系统，无需人工新增。该按钮仅在确有需要（如检测模块未能自动推送）时才使用；随意手工新增会产生重复记录，干扰统计结果与质量追溯。</w:t>
+            </w:r>
+          </w:p>
+        </w:tc>
+      </w:tr>
+    </w:tbl>
+    <w:p>
+      <w:pPr>
+        <w:spacing w:before="0" w:after="40" w:line="324" w:lineRule="auto"/>
+      </w:pPr>
     </w:p>
     <w:p>
       <w:pPr>
@@ -3080,7 +3172,7 @@
           <w:b w:val="0"/>
           <w:sz w:val="21"/>
         </w:rPr>
-        <w:t>“球化记录”页面是记录的主列表：所有检测记录都在这里查询、翻页、新增。</w:t>
+        <w:t>“球化记录”页面是记录的主列表：所有检测记录都在这里查询、翻页；确需补录时才使用“新增记录”（见第 5.3 节）。</w:t>
       </w:r>
     </w:p>
     <w:p>
@@ -3784,8 +3876,54 @@
           <w:color w:val="0050B3"/>
           <w:sz w:val="26"/>
         </w:rPr>
-        <w:t>5.3　新增球化记录</w:t>
+        <w:t>5.3　新增球化记录（仅用于特殊情况补录）</w:t>
       </w:r>
+    </w:p>
+    <w:tbl>
+      <w:tblPr>
+        <w:tblStyle w:val="TableGrid"/>
+        <w:tblW w:type="auto" w:w="0"/>
+        <w:tblLook w:firstColumn="1" w:firstRow="1" w:lastColumn="0" w:lastRow="0" w:noHBand="0" w:noVBand="1" w:val="04A0"/>
+      </w:tblPr>
+      <w:tblGrid>
+        <w:gridCol w:w="9412"/>
+      </w:tblGrid>
+      <w:tr>
+        <w:tc>
+          <w:tcPr>
+            <w:tcW w:type="dxa" w:w="8731"/>
+            <w:shd w:val="clear" w:color="auto" w:fill="FDECEC"/>
+          </w:tcPr>
+          <w:p>
+            <w:pPr>
+              <w:spacing w:before="80" w:after="40"/>
+            </w:pPr>
+            <w:r/>
+            <w:r>
+              <w:rPr>
+                <w:rFonts w:ascii="微软雅黑" w:hAnsi="微软雅黑" w:eastAsia="微软雅黑"/>
+                <w:b/>
+                <w:color w:val="C62828"/>
+                <w:sz w:val="20"/>
+              </w:rPr>
+              <w:t>重要：非必要不要新增：</w:t>
+            </w:r>
+            <w:r>
+              <w:rPr>
+                <w:rFonts w:ascii="微软雅黑" w:hAnsi="微软雅黑" w:eastAsia="微软雅黑"/>
+                <w:b w:val="0"/>
+                <w:sz w:val="20"/>
+              </w:rPr>
+              <w:t>系统的球化检测记录正常由上游检测模块自动推送生成，操作人员一般不需要手工新增，“新增记录”只用于检测模块未自动推送、确需补录的特殊情况。随意新增会形成重复记录，影响统计准确性和质量追溯；补录前请先确认该记录确实不存在，并填写真实完整的检测数据。</w:t>
+            </w:r>
+          </w:p>
+        </w:tc>
+      </w:tr>
+    </w:tbl>
+    <w:p>
+      <w:pPr>
+        <w:spacing w:before="0" w:after="40" w:line="324" w:lineRule="auto"/>
+      </w:pPr>
     </w:p>
     <w:p>
       <w:pPr>
@@ -6768,6 +6906,33 @@
           <w:sz w:val="32"/>
         </w:rPr>
         <w:t>10　常见问题（FAQ）</w:t>
+      </w:r>
+    </w:p>
+    <w:p>
+      <w:pPr>
+        <w:spacing w:before="120" w:after="40"/>
+      </w:pPr>
+      <w:r>
+        <w:rPr>
+          <w:rFonts w:ascii="微软雅黑" w:hAnsi="微软雅黑" w:eastAsia="微软雅黑"/>
+          <w:b/>
+          <w:sz w:val="21"/>
+        </w:rPr>
+        <w:t>问：检测记录需要我手工录入吗？</w:t>
+      </w:r>
+    </w:p>
+    <w:p>
+      <w:pPr>
+        <w:spacing w:after="80" w:line="324" w:lineRule="auto"/>
+        <w:ind w:left="283"/>
+      </w:pPr>
+      <w:r>
+        <w:rPr>
+          <w:rFonts w:ascii="微软雅黑" w:hAnsi="微软雅黑" w:eastAsia="微软雅黑"/>
+          <w:b w:val="0"/>
+          <w:sz w:val="21"/>
+        </w:rPr>
+        <w:t>答：不需要。检测记录正常由上游检测模块自动推送生成；只有在检测模块未推送、确需补录时，才用“新增记录”手工补录。非必要不要新增，以免产生重复记录、影响统计与质量追溯。</w:t>
       </w:r>
     </w:p>
     <w:p>
